--- a/Resume/Jacob_Senior_Software_Engineer_Resume.docx
+++ b/Resume/Jacob_Senior_Software_Engineer_Resume.docx
@@ -6,94 +6,31 @@
       <w:pPr>
         <w:spacing w:after="0" w:line="240" w:lineRule="auto"/>
         <w:jc w:val="center"/>
-      </w:pPr>
-      <w:r>
         <w:rPr>
           <w:rFonts w:ascii="Arial" w:hAnsi="Arial" w:cs="Arial"/>
           <w:b w:val="1"/>
           <w:bCs w:val="1"/>
         </w:rPr>
-        <w:t>SOFTWARE ENGINEER</w:t>
-      </w:r>
+      </w:pPr>
     </w:p>
     <w:p>
       <w:pPr>
         <w:spacing w:after="0" w:line="240" w:lineRule="auto"/>
-      </w:pPr>
-      <w:r>
-        <w:rPr>
-          <w:rFonts w:ascii="Arial" w:hAnsi="Arial" w:cs="Arial"/>
-        </w:rPr>
-        <w:t xml:space="preserve">A results-driven </w:t>
-      </w:r>
-      <w:r>
-        <w:rPr>
-          <w:rFonts w:ascii="Arial" w:hAnsi="Arial" w:cs="Arial"/>
-        </w:rPr>
-        <w:t>software engineer</w:t>
-      </w:r>
-      <w:r>
-        <w:rPr>
-          <w:rFonts w:ascii="Arial" w:hAnsi="Arial" w:cs="Arial"/>
-        </w:rPr>
-        <w:t xml:space="preserve"> with a strong technical skillset. Excellent verbal and written communication skills. Team player, with the ability to work independently. </w:t>
-      </w:r>
-      <w:r>
-        <w:rPr>
-          <w:rFonts w:ascii="Arial" w:hAnsi="Arial" w:eastAsia="Arial" w:cs="Arial"/>
-        </w:rPr>
-        <w:t>S</w:t>
-      </w:r>
-      <w:r>
-        <w:rPr>
-          <w:rFonts w:ascii="Arial" w:hAnsi="Arial" w:eastAsia="Arial" w:cs="Arial"/>
-        </w:rPr>
-        <w:t>trong foundation</w:t>
-      </w:r>
-      <w:r>
-        <w:rPr>
-          <w:rFonts w:ascii="Arial" w:hAnsi="Arial" w:eastAsia="Arial" w:cs="Arial"/>
-        </w:rPr>
-        <w:t xml:space="preserve"> in programming and software development</w:t>
-      </w:r>
-      <w:r>
-        <w:rPr>
-          <w:rFonts w:ascii="Arial" w:hAnsi="Arial" w:eastAsia="Arial" w:cs="Arial"/>
-        </w:rPr>
-        <w:t xml:space="preserve"> driven by a passion for technology</w:t>
-      </w:r>
-      <w:r>
-        <w:rPr>
-          <w:rFonts w:ascii="Arial" w:hAnsi="Arial" w:cs="Arial"/>
-        </w:rPr>
-        <w:t xml:space="preserve">. </w:t>
-      </w:r>
-      <w:r>
-        <w:rPr>
-          <w:rFonts w:ascii="Arial" w:hAnsi="Arial" w:cs="Arial"/>
-        </w:rPr>
-        <w:t>Proven a</w:t>
-      </w:r>
-      <w:r>
-        <w:rPr>
-          <w:rFonts w:ascii="Arial" w:hAnsi="Arial" w:eastAsia="Arial" w:cs="Arial"/>
-        </w:rPr>
-        <w:t>bility to work well in teams, solve problems effectively, and learn quickly from both successes and mistakes</w:t>
-      </w:r>
-      <w:r>
-        <w:rPr>
-          <w:rFonts w:ascii="Arial" w:hAnsi="Arial" w:cs="Arial"/>
-        </w:rPr>
-        <w:t xml:space="preserve">. </w:t>
-      </w:r>
-    </w:p>
-    <w:p>
-      <w:pPr>
-        <w:spacing w:after="0" w:line="240" w:lineRule="auto"/>
-        <w:rPr>
-          <w:rFonts w:ascii="Arial" w:hAnsi="Arial" w:cs="Arial"/>
-        </w:rPr>
-      </w:pPr>
+        <w:jc w:val="center"/>
+        <w:rPr>
+          <w:rFonts w:ascii="Arial" w:hAnsi="Arial" w:cs="Arial"/>
+          <w:b w:val="1"/>
+          <w:bCs w:val="1"/>
+        </w:rPr>
+      </w:pPr>
+      <w:r>
+        <w:rPr>
+          <w:rFonts w:ascii="Arial" w:hAnsi="Arial" w:cs="Arial"/>
+          <w:b w:val="1"/>
+          <w:bCs w:val="1"/>
+        </w:rPr>
+        <w:t>SOFTWARE ENGINEER</w:t>
+      </w:r>
     </w:p>
     <w:p>
       <w:pPr>
@@ -125,165 +62,9 @@
     </w:p>
     <w:p>
       <w:pPr>
-        <w:pStyle w:val="ListParagraph"/>
-        <w:numPr>
-          <w:ilvl w:val="0"/>
-          <w:numId w:val="5"/>
-        </w:numPr>
+        <w:pStyle w:val="Normal"/>
         <w:spacing w:after="0" w:line="240" w:lineRule="auto"/>
-        <w:rPr>
-          <w:rFonts w:ascii="Arial" w:hAnsi="Arial" w:cs="Arial"/>
-        </w:rPr>
-      </w:pPr>
-      <w:r>
-        <w:rPr>
-          <w:rFonts w:ascii="Arial" w:hAnsi="Arial" w:cs="Arial"/>
-        </w:rPr>
-        <w:t>Full-Stack Development</w:t>
-      </w:r>
-    </w:p>
-    <w:p>
-      <w:pPr>
-        <w:pStyle w:val="ListParagraph"/>
-        <w:numPr>
-          <w:ilvl w:val="0"/>
-          <w:numId w:val="5"/>
-        </w:numPr>
-        <w:spacing w:after="0" w:line="240" w:lineRule="auto"/>
-        <w:rPr>
-          <w:rFonts w:ascii="Arial" w:hAnsi="Arial" w:cs="Arial"/>
-        </w:rPr>
-      </w:pPr>
-      <w:r>
-        <w:rPr>
-          <w:rFonts w:ascii="Arial" w:hAnsi="Arial" w:cs="Arial"/>
-        </w:rPr>
-        <w:t>Database Management</w:t>
-      </w:r>
-    </w:p>
-    <w:p>
-      <w:pPr>
-        <w:pStyle w:val="ListParagraph"/>
-        <w:numPr>
-          <w:ilvl w:val="0"/>
-          <w:numId w:val="5"/>
-        </w:numPr>
-        <w:spacing w:after="0" w:line="240" w:lineRule="auto"/>
-        <w:rPr>
-          <w:rFonts w:ascii="Arial" w:hAnsi="Arial" w:cs="Arial"/>
-        </w:rPr>
-      </w:pPr>
-      <w:r>
-        <w:rPr>
-          <w:rFonts w:ascii="Arial" w:hAnsi="Arial" w:cs="Arial"/>
-        </w:rPr>
-        <w:t>Software Design</w:t>
-      </w:r>
-      <w:r>
-        <w:rPr>
-          <w:rFonts w:ascii="Arial" w:hAnsi="Arial" w:cs="Arial"/>
-        </w:rPr>
-        <w:t xml:space="preserve"> and Development</w:t>
-      </w:r>
-    </w:p>
-    <w:p>
-      <w:pPr>
-        <w:pStyle w:val="ListParagraph"/>
-        <w:numPr>
-          <w:ilvl w:val="0"/>
-          <w:numId w:val="5"/>
-        </w:numPr>
-        <w:spacing w:after="0" w:line="240" w:lineRule="auto"/>
-        <w:rPr>
-          <w:rFonts w:ascii="Arial" w:hAnsi="Arial" w:cs="Arial"/>
-        </w:rPr>
-      </w:pPr>
-      <w:r>
-        <w:rPr>
-          <w:rFonts w:ascii="Arial" w:hAnsi="Arial" w:cs="Arial"/>
-        </w:rPr>
-        <w:t>Unit Testing</w:t>
-      </w:r>
-    </w:p>
-    <w:p>
-      <w:pPr>
-        <w:pStyle w:val="ListParagraph"/>
-        <w:numPr>
-          <w:ilvl w:val="0"/>
-          <w:numId w:val="5"/>
-        </w:numPr>
-        <w:spacing w:after="0" w:line="240" w:lineRule="auto"/>
-        <w:rPr>
-          <w:rFonts w:ascii="Arial" w:hAnsi="Arial" w:cs="Arial"/>
-        </w:rPr>
-      </w:pPr>
-      <w:r>
-        <w:rPr>
-          <w:rFonts w:ascii="Arial" w:hAnsi="Arial" w:cs="Arial"/>
-        </w:rPr>
-        <w:t>Version Control</w:t>
-      </w:r>
-    </w:p>
-    <w:p>
-      <w:pPr>
-        <w:pStyle w:val="ListParagraph"/>
-        <w:numPr>
-          <w:ilvl w:val="0"/>
-          <w:numId w:val="5"/>
-        </w:numPr>
-        <w:spacing w:after="0" w:line="240" w:lineRule="auto"/>
-        <w:rPr>
-          <w:rFonts w:ascii="Arial" w:hAnsi="Arial" w:cs="Arial"/>
-        </w:rPr>
-      </w:pPr>
-      <w:r>
-        <w:rPr>
-          <w:rFonts w:ascii="Arial" w:hAnsi="Arial" w:cs="Arial"/>
-        </w:rPr>
-        <w:t>Performance Optimization</w:t>
-      </w:r>
-    </w:p>
-    <w:p>
-      <w:pPr>
-        <w:pStyle w:val="ListParagraph"/>
-        <w:numPr>
-          <w:ilvl w:val="0"/>
-          <w:numId w:val="5"/>
-        </w:numPr>
-        <w:spacing w:after="0" w:line="240" w:lineRule="auto"/>
-        <w:rPr>
-          <w:rFonts w:ascii="Arial" w:hAnsi="Arial" w:cs="Arial"/>
-        </w:rPr>
-      </w:pPr>
-      <w:r>
-        <w:rPr>
-          <w:rFonts w:ascii="Arial" w:hAnsi="Arial" w:cs="Arial"/>
-        </w:rPr>
-        <w:t>Security Practices</w:t>
-      </w:r>
-    </w:p>
-    <w:p>
-      <w:pPr>
-        <w:pStyle w:val="ListParagraph"/>
-        <w:numPr>
-          <w:ilvl w:val="0"/>
-          <w:numId w:val="5"/>
-        </w:numPr>
-        <w:spacing w:after="0" w:line="240" w:lineRule="auto"/>
-        <w:rPr>
-          <w:rFonts w:ascii="Arial" w:hAnsi="Arial" w:cs="Arial"/>
-        </w:rPr>
-      </w:pPr>
-      <w:r>
-        <w:rPr>
-          <w:rFonts w:ascii="Arial" w:hAnsi="Arial" w:cs="Arial"/>
-        </w:rPr>
-        <w:t>Agile Methodologies</w:t>
-      </w:r>
-    </w:p>
-    <w:p>
-      <w:pPr>
-        <w:spacing w:after="0" w:line="240" w:lineRule="auto"/>
+        <w:ind w:left="720"/>
         <w:rPr>
           <w:rFonts w:ascii="Arial" w:hAnsi="Arial" w:cs="Arial"/>
         </w:rPr>
@@ -292,10 +73,106 @@
           <w:type w:val="continuous"/>
           <w:pgSz w:w="12240" w:h="15840" w:orient="portrait"/>
           <w:pgMar w:top="720" w:right="720" w:bottom="720" w:left="720" w:header="720" w:footer="720" w:gutter="0"/>
-          <w:cols w:space="720" w:num="2"/>
+          <w:cols w:equalWidth="1" w:space="720" w:num="1"/>
           <w:docGrid w:linePitch="360"/>
         </w:sectPr>
       </w:pPr>
+      <w:r>
+        <w:rPr>
+          <w:rFonts w:ascii="Arial" w:hAnsi="Arial" w:cs="Arial"/>
+        </w:rPr>
+        <w:t>Full-Stack Development</w:t>
+      </w:r>
+      <w:r>
+        <w:rPr>
+          <w:rFonts w:ascii="Arial" w:hAnsi="Arial" w:cs="Arial"/>
+        </w:rPr>
+        <w:t xml:space="preserve">, </w:t>
+      </w:r>
+      <w:r>
+        <w:rPr>
+          <w:rFonts w:ascii="Arial" w:hAnsi="Arial" w:cs="Arial"/>
+        </w:rPr>
+        <w:t>Database Management</w:t>
+      </w:r>
+      <w:r>
+        <w:rPr>
+          <w:rFonts w:ascii="Arial" w:hAnsi="Arial" w:cs="Arial"/>
+        </w:rPr>
+        <w:t xml:space="preserve">, </w:t>
+      </w:r>
+      <w:r>
+        <w:rPr>
+          <w:rFonts w:ascii="Arial" w:hAnsi="Arial" w:cs="Arial"/>
+        </w:rPr>
+        <w:t>Software Design</w:t>
+      </w:r>
+      <w:r>
+        <w:rPr>
+          <w:rFonts w:ascii="Arial" w:hAnsi="Arial" w:cs="Arial"/>
+        </w:rPr>
+        <w:t xml:space="preserve"> and Development</w:t>
+      </w:r>
+      <w:r>
+        <w:rPr>
+          <w:rFonts w:ascii="Arial" w:hAnsi="Arial" w:cs="Arial"/>
+        </w:rPr>
+        <w:t xml:space="preserve">, </w:t>
+      </w:r>
+      <w:r>
+        <w:rPr>
+          <w:rFonts w:ascii="Arial" w:hAnsi="Arial" w:cs="Arial"/>
+        </w:rPr>
+        <w:t>Unit Testing</w:t>
+      </w:r>
+      <w:r>
+        <w:rPr>
+          <w:rFonts w:ascii="Arial" w:hAnsi="Arial" w:cs="Arial"/>
+        </w:rPr>
+        <w:t xml:space="preserve">, </w:t>
+      </w:r>
+      <w:r>
+        <w:rPr>
+          <w:rFonts w:ascii="Arial" w:hAnsi="Arial" w:cs="Arial"/>
+        </w:rPr>
+        <w:t>Version Control</w:t>
+      </w:r>
+      <w:r>
+        <w:rPr>
+          <w:rFonts w:ascii="Arial" w:hAnsi="Arial" w:cs="Arial"/>
+        </w:rPr>
+        <w:t xml:space="preserve">, </w:t>
+      </w:r>
+      <w:r>
+        <w:rPr>
+          <w:rFonts w:ascii="Arial" w:hAnsi="Arial" w:cs="Arial"/>
+        </w:rPr>
+        <w:t>Performance Optimization</w:t>
+      </w:r>
+      <w:r>
+        <w:rPr>
+          <w:rFonts w:ascii="Arial" w:hAnsi="Arial" w:cs="Arial"/>
+        </w:rPr>
+        <w:t xml:space="preserve">, </w:t>
+      </w:r>
+      <w:r>
+        <w:rPr>
+          <w:rFonts w:ascii="Arial" w:hAnsi="Arial" w:cs="Arial"/>
+        </w:rPr>
+        <w:t>Security Practices</w:t>
+      </w:r>
+      <w:r>
+        <w:rPr>
+          <w:rFonts w:ascii="Arial" w:hAnsi="Arial" w:cs="Arial"/>
+        </w:rPr>
+        <w:t xml:space="preserve">, </w:t>
+      </w:r>
+      <w:r>
+        <w:rPr>
+          <w:rFonts w:ascii="Arial" w:hAnsi="Arial" w:cs="Arial"/>
+        </w:rPr>
+        <w:t>Agile Methodologies</w:t>
+      </w:r>
     </w:p>
     <w:p>
       <w:pPr>
@@ -443,6 +320,12 @@
         </w:rPr>
         <w:t>, XML</w:t>
       </w:r>
+      <w:r>
+        <w:rPr>
+          <w:rFonts w:ascii="Arial" w:hAnsi="Arial" w:cs="Arial"/>
+        </w:rPr>
+        <w:t>, Bash</w:t>
+      </w:r>
     </w:p>
     <w:p>
       <w:pPr>
@@ -495,6 +378,12 @@
         <w:rPr>
           <w:rFonts w:ascii="Arial" w:hAnsi="Arial" w:cs="Arial"/>
         </w:rPr>
+        <w:t xml:space="preserve">JSON, </w:t>
+      </w:r>
+      <w:r>
+        <w:rPr>
+          <w:rFonts w:ascii="Arial" w:hAnsi="Arial" w:cs="Arial"/>
+        </w:rPr>
         <w:t>Angular, Node.js, Express,</w:t>
       </w:r>
       <w:r>
@@ -507,25 +396,37 @@
         <w:rPr>
           <w:rFonts w:ascii="Arial" w:hAnsi="Arial" w:cs="Arial"/>
         </w:rPr>
-        <w:t xml:space="preserve">Jira, </w:t>
-      </w:r>
-      <w:r>
-        <w:rPr>
-          <w:rFonts w:ascii="Arial" w:hAnsi="Arial" w:cs="Arial"/>
-        </w:rPr>
-        <w:t>MS Office</w:t>
-      </w:r>
-      <w:r>
-        <w:rPr>
-          <w:rFonts w:ascii="Arial" w:hAnsi="Arial" w:cs="Arial"/>
-        </w:rPr>
-        <w:t xml:space="preserve"> </w:t>
-      </w:r>
-      <w:r>
-        <w:rPr>
-          <w:rFonts w:ascii="Arial" w:hAnsi="Arial" w:cs="Arial"/>
-        </w:rPr>
-        <w:t>(Word, PowerPoint, Outlook)</w:t>
+        <w:t>Jira</w:t>
+      </w:r>
+      <w:r>
+        <w:rPr>
+          <w:rFonts w:ascii="Arial" w:hAnsi="Arial" w:cs="Arial"/>
+        </w:rPr>
+        <w:t xml:space="preserve">, </w:t>
+      </w:r>
+      <w:r>
+        <w:rPr>
+          <w:rFonts w:ascii="Arial" w:hAnsi="Arial" w:cs="Arial"/>
+        </w:rPr>
+        <w:t>Keras</w:t>
+      </w:r>
+      <w:r>
+        <w:rPr>
+          <w:rFonts w:ascii="Arial" w:hAnsi="Arial" w:cs="Arial"/>
+        </w:rPr>
+        <w:t>, TensorFlow</w:t>
+      </w:r>
+      <w:r>
+        <w:rPr>
+          <w:rFonts w:ascii="Arial" w:hAnsi="Arial" w:cs="Arial"/>
+        </w:rPr>
+        <w:t>, Pandas</w:t>
+      </w:r>
+      <w:r>
+        <w:rPr>
+          <w:rFonts w:ascii="Arial" w:hAnsi="Arial" w:cs="Arial"/>
+        </w:rPr>
+        <w:t>, OpenGL</w:t>
       </w:r>
     </w:p>
     <w:p>
@@ -646,17 +547,25 @@
     <w:p>
       <w:pPr>
         <w:pBdr>
-          <w:bottom w:val="single" w:color="auto" w:sz="4" w:space="1"/>
+          <w:bottom w:val="single" w:color="FF000000" w:sz="4" w:space="1"/>
         </w:pBdr>
         <w:spacing w:after="0" w:line="240" w:lineRule="auto"/>
       </w:pPr>
       <w:r>
         <w:rPr>
           <w:rFonts w:ascii="Arial" w:hAnsi="Arial" w:cs="Arial"/>
-          <w:b/>
-          <w:bCs/>
+          <w:b w:val="1"/>
+          <w:bCs w:val="1"/>
         </w:rPr>
         <w:t>PROJECTS</w:t>
+      </w:r>
+      <w:r>
+        <w:rPr>
+          <w:rFonts w:ascii="Arial" w:hAnsi="Arial" w:cs="Arial"/>
+          <w:b w:val="1"/>
+          <w:bCs w:val="1"/>
+        </w:rPr>
+        <w:t xml:space="preserve"> AND PROFESSIONAL EXPERIENCE</w:t>
       </w:r>
     </w:p>
     <w:p>
@@ -793,7 +702,19 @@
         <w:rPr>
           <w:rFonts w:ascii="Arial" w:hAnsi="Arial" w:cs="Arial"/>
         </w:rPr>
-        <w:t>Participate in</w:t>
+        <w:t>Participate</w:t>
+      </w:r>
+      <w:r>
+        <w:rPr>
+          <w:rFonts w:ascii="Arial" w:hAnsi="Arial" w:cs="Arial"/>
+        </w:rPr>
+        <w:t>d</w:t>
+      </w:r>
+      <w:r>
+        <w:rPr>
+          <w:rFonts w:ascii="Arial" w:hAnsi="Arial" w:cs="Arial"/>
+        </w:rPr>
+        <w:t xml:space="preserve"> in</w:t>
       </w:r>
       <w:r>
         <w:rPr>
@@ -918,21 +839,43 @@
         <w:rPr>
           <w:rFonts w:ascii="Arial" w:hAnsi="Arial" w:cs="Arial"/>
         </w:rPr>
-        <w:t xml:space="preserve">Developed a concept full-stack web application for </w:t>
-      </w:r>
-      <w:proofErr w:type="spellStart"/>
+        <w:t>Developed a</w:t>
+      </w:r>
+      <w:r>
+        <w:rPr>
+          <w:rFonts w:ascii="Arial" w:hAnsi="Arial" w:cs="Arial"/>
+        </w:rPr>
+        <w:t xml:space="preserve"> </w:t>
+      </w:r>
+      <w:r>
+        <w:rPr>
+          <w:rFonts w:ascii="Arial" w:hAnsi="Arial" w:cs="Arial"/>
+        </w:rPr>
+        <w:t xml:space="preserve">full-stack web application for </w:t>
+      </w:r>
       <w:r>
         <w:rPr>
           <w:rFonts w:ascii="Arial" w:hAnsi="Arial" w:cs="Arial"/>
         </w:rPr>
         <w:t>Travelr</w:t>
       </w:r>
-      <w:proofErr w:type="spellEnd"/>
-      <w:r>
-        <w:rPr>
-          <w:rFonts w:ascii="Arial" w:hAnsi="Arial" w:cs="Arial"/>
-        </w:rPr>
-        <w:t xml:space="preserve"> Getaways, facilitating online trip bookings. Implemented a dynamic, responsive, multi-paged front-end using JavaScript and Express. </w:t>
+      <w:r>
+        <w:rPr>
+          <w:rFonts w:ascii="Arial" w:hAnsi="Arial" w:cs="Arial"/>
+        </w:rPr>
+        <w:t xml:space="preserve"> Getaways, </w:t>
+      </w:r>
+      <w:r>
+        <w:rPr>
+          <w:rFonts w:ascii="Arial" w:hAnsi="Arial" w:cs="Arial"/>
+        </w:rPr>
+        <w:t>facilitating</w:t>
+      </w:r>
+      <w:r>
+        <w:rPr>
+          <w:rFonts w:ascii="Arial" w:hAnsi="Arial" w:cs="Arial"/>
+        </w:rPr>
+        <w:t xml:space="preserve"> online trip bookings. Implemented a dynamic, responsive, multi-paged front-end using JavaScript and Express. </w:t>
       </w:r>
     </w:p>
     <w:p>
@@ -1097,153 +1040,11 @@
     <w:p>
       <w:pPr>
         <w:pStyle w:val="Normal"/>
-        <w:pBdr>
-          <w:bottom w:val="single" w:color="000000" w:sz="4" w:space="1"/>
-        </w:pBdr>
         <w:spacing w:after="0" w:line="240" w:lineRule="auto"/>
         <w:rPr>
           <w:rFonts w:ascii="Arial" w:hAnsi="Arial" w:cs="Arial"/>
           <w:b w:val="1"/>
           <w:bCs w:val="1"/>
-        </w:rPr>
-      </w:pPr>
-    </w:p>
-    <w:p>
-      <w:pPr>
-        <w:pStyle w:val="Normal"/>
-        <w:pBdr>
-          <w:bottom w:val="single" w:color="000000" w:sz="4" w:space="1"/>
-        </w:pBdr>
-        <w:spacing w:after="0" w:line="240" w:lineRule="auto"/>
-        <w:rPr>
-          <w:rFonts w:ascii="Arial" w:hAnsi="Arial" w:cs="Arial"/>
-          <w:b w:val="1"/>
-          <w:bCs w:val="1"/>
-        </w:rPr>
-      </w:pPr>
-      <w:r>
-        <w:rPr>
-          <w:rFonts w:ascii="Arial" w:hAnsi="Arial" w:cs="Arial"/>
-          <w:b w:val="1"/>
-          <w:bCs w:val="1"/>
-        </w:rPr>
-        <w:t>PROFESSIONAL EXPERIENCE</w:t>
-      </w:r>
-    </w:p>
-    <w:p>
-      <w:pPr>
-        <w:spacing w:after="0" w:line="240" w:lineRule="auto"/>
-        <w:ind w:left="1440" w:hanging="1440"/>
-        <w:rPr>
-          <w:rFonts w:ascii="Arial" w:hAnsi="Arial" w:cs="Arial"/>
-          <w:i/>
-          <w:iCs/>
-        </w:rPr>
-      </w:pPr>
-      <w:r>
-        <w:rPr>
-          <w:rFonts w:ascii="Arial" w:hAnsi="Arial" w:cs="Arial"/>
-          <w:b/>
-          <w:bCs/>
-        </w:rPr>
-        <w:t>Customer Service Representative, Delivery Expert</w:t>
-      </w:r>
-      <w:r>
-        <w:rPr>
-          <w:rFonts w:ascii="Arial" w:hAnsi="Arial" w:cs="Arial"/>
-          <w:b/>
-          <w:bCs/>
-        </w:rPr>
-        <w:t>,</w:t>
-      </w:r>
-      <w:r>
-        <w:rPr>
-          <w:rFonts w:ascii="Arial" w:hAnsi="Arial" w:cs="Arial"/>
-          <w:i/>
-          <w:iCs/>
-        </w:rPr>
-        <w:t xml:space="preserve"> </w:t>
-      </w:r>
-      <w:r>
-        <w:rPr>
-          <w:rFonts w:ascii="Arial" w:hAnsi="Arial" w:cs="Arial"/>
-        </w:rPr>
-        <w:t>Domino</w:t>
-      </w:r>
-      <w:r>
-        <w:rPr>
-          <w:rFonts w:ascii="Arial" w:hAnsi="Arial" w:cs="Arial"/>
-        </w:rPr>
-        <w:t>’</w:t>
-      </w:r>
-      <w:r>
-        <w:rPr>
-          <w:rFonts w:ascii="Arial" w:hAnsi="Arial" w:cs="Arial"/>
-        </w:rPr>
-        <w:t>s Pizza</w:t>
-      </w:r>
-      <w:r>
-        <w:tab/>
-      </w:r>
-      <w:r>
-        <w:t xml:space="preserve">           </w:t>
-      </w:r>
-      <w:r>
-        <w:rPr>
-          <w:rFonts w:ascii="Arial" w:hAnsi="Arial" w:cs="Arial"/>
-        </w:rPr>
-        <w:t>Summer 2019, Summer 2021</w:t>
-      </w:r>
-    </w:p>
-    <w:p>
-      <w:pPr>
-        <w:pStyle w:val="ListParagraph"/>
-        <w:numPr>
-          <w:ilvl w:val="0"/>
-          <w:numId w:val="9"/>
-        </w:numPr>
-        <w:spacing w:after="0" w:line="240" w:lineRule="auto"/>
-        <w:rPr>
-          <w:rFonts w:ascii="Arial" w:hAnsi="Arial" w:cs="Arial"/>
-        </w:rPr>
-      </w:pPr>
-      <w:r>
-        <w:rPr>
-          <w:rFonts w:ascii="Arial" w:hAnsi="Arial" w:cs="Arial"/>
-        </w:rPr>
-        <w:lastRenderedPageBreak/>
-        <w:t>Consistently delivered exceptional customer service by promptly and professionally assisting customers with their orders, ensuring their needs were met with a high level of satisfaction.</w:t>
-      </w:r>
-    </w:p>
-    <w:p>
-      <w:pPr>
-        <w:pStyle w:val="ListParagraph"/>
-        <w:numPr>
-          <w:ilvl w:val="0"/>
-          <w:numId w:val="9"/>
-        </w:numPr>
-        <w:spacing w:after="0" w:line="240" w:lineRule="auto"/>
-        <w:rPr>
-          <w:rFonts w:ascii="Arial" w:hAnsi="Arial" w:cs="Arial"/>
-        </w:rPr>
-      </w:pPr>
-      <w:r>
-        <w:rPr>
-          <w:rFonts w:ascii="Arial" w:hAnsi="Arial" w:cs="Arial"/>
-        </w:rPr>
-        <w:t>Ensured customer delight by coordinating the timely and accurate delivery of orders.</w:t>
-      </w:r>
-    </w:p>
-    <w:p>
-      <w:pPr>
-        <w:pStyle w:val="ListParagraph"/>
-        <w:numPr>
-          <w:ilvl w:val="0"/>
-          <w:numId w:val="9"/>
-        </w:numPr>
-        <w:spacing w:after="0" w:line="240" w:lineRule="auto"/>
-        <w:rPr>
-          <w:rFonts w:ascii="Arial" w:hAnsi="Arial" w:cs="Arial"/>
         </w:rPr>
         <w:sectPr>
           <w:footerReference w:type="default" r:id="rId12"/>
@@ -1254,12 +1055,6 @@
           <w:docGrid w:linePitch="360"/>
         </w:sectPr>
       </w:pPr>
-      <w:r>
-        <w:rPr>
-          <w:rFonts w:ascii="Arial" w:hAnsi="Arial" w:cs="Arial"/>
-        </w:rPr>
-        <w:t>Exhibited strong teamwork and efficiency during peak hours by skillfully managing the boxing of orders, effectively supporting kitchen staff and contributing to a streamlined workflow that minimized wait times and enhanced customer experience.</w:t>
-      </w:r>
     </w:p>
     <w:p>
       <w:pPr>
@@ -1702,12 +1497,12 @@
     <w:pPr>
       <w:pStyle w:val="Header"/>
       <w:pBdr>
-        <w:bottom w:val="single" w:color="auto" w:sz="18" w:space="1"/>
+        <w:bottom w:val="single" w:color="FF000000" w:sz="18" w:space="1"/>
       </w:pBdr>
       <w:rPr>
         <w:rFonts w:ascii="Arial" w:hAnsi="Arial" w:cs="Arial"/>
-        <w:b/>
-        <w:bCs/>
+        <w:b w:val="1"/>
+        <w:bCs w:val="1"/>
         <w:sz w:val="32"/>
         <w:szCs w:val="32"/>
       </w:rPr>
@@ -1715,8 +1510,8 @@
     <w:r>
       <w:rPr>
         <w:rFonts w:ascii="Arial" w:hAnsi="Arial" w:cs="Arial"/>
-        <w:b/>
-        <w:bCs/>
+        <w:b w:val="1"/>
+        <w:bCs w:val="1"/>
         <w:sz w:val="32"/>
         <w:szCs w:val="32"/>
       </w:rPr>
@@ -1790,7 +1585,7 @@
         <w:szCs w:val="20"/>
       </w:rPr>
     </w:pPr>
-    <w:hyperlink r:id="rId2">
+    <w:hyperlink r:id="R783dad4e8f974ef9">
       <w:r>
         <w:rPr>
           <w:rStyle w:val="Hyperlink"/>
@@ -1799,6 +1594,44 @@
           <w:szCs w:val="20"/>
         </w:rPr>
         <w:t>LinkedIn - Jacob Senior</w:t>
+      </w:r>
+    </w:hyperlink>
+    <w:r>
+      <w:rPr>
+        <w:rFonts w:ascii="Arial" w:hAnsi="Arial" w:cs="Arial"/>
+        <w:sz w:val="20"/>
+        <w:szCs w:val="20"/>
+      </w:rPr>
+      <w:t xml:space="preserve"> | </w:t>
+    </w:r>
+    <w:hyperlink r:id="R2aa2725891ca4297">
+      <w:r>
+        <w:rPr>
+          <w:rStyle w:val="Hyperlink"/>
+          <w:rFonts w:ascii="Arial" w:hAnsi="Arial" w:cs="Arial"/>
+          <w:sz w:val="20"/>
+          <w:szCs w:val="20"/>
+        </w:rPr>
+        <w:t>GitHub - jsenior326</w:t>
+      </w:r>
+    </w:hyperlink>
+    <w:r>
+      <w:rPr>
+        <w:rFonts w:ascii="Arial" w:hAnsi="Arial" w:cs="Arial"/>
+        <w:sz w:val="20"/>
+        <w:szCs w:val="20"/>
+      </w:rPr>
+      <w:t xml:space="preserve"> | </w:t>
+    </w:r>
+    <w:hyperlink r:id="Rd0937b2f4a8e4a07">
+      <w:r>
+        <w:rPr>
+          <w:rStyle w:val="Hyperlink"/>
+          <w:rFonts w:ascii="Arial" w:hAnsi="Arial" w:cs="Arial"/>
+          <w:sz w:val="20"/>
+          <w:szCs w:val="20"/>
+        </w:rPr>
+        <w:t>Portfolio</w:t>
       </w:r>
     </w:hyperlink>
   </w:p>
